--- a/src/lib/contract-template/performance-agreement-template.docx
+++ b/src/lib/contract-template/performance-agreement-template.docx
@@ -1696,6 +1696,73 @@
                 <w:szCs w:val="18"/>
               </w:rPr>
               <w:t xml:space="preserve">{deposit_due_date}</w:t>
+            </w:r>
+          </w:p>
+        </w:tc>
+      </w:tr>
+      <w:tr>
+        <w:tc>
+          <w:tcPr>
+            <w:tcW w:type="dxa" w:w="2520"/>
+            <w:gridSpan w:val="1"/>
+            <w:tcBorders>
+              <w:top w:val="single" w:color="D9D9D9" w:sz="4"/>
+              <w:left w:val="single" w:color="D9D9D9" w:sz="4"/>
+              <w:bottom w:val="single" w:color="D9D9D9" w:sz="4"/>
+              <w:right w:val="single" w:color="D9D9D9" w:sz="4"/>
+            </w:tcBorders>
+            <w:shd w:fill="F2F2F2" w:color="auto" w:val="clear"/>
+            <w:tcMar>
+              <w:top w:type="dxa" w:w="60"/>
+              <w:left w:type="dxa" w:w="100"/>
+              <w:bottom w:type="dxa" w:w="60"/>
+              <w:right w:type="dxa" w:w="100"/>
+            </w:tcMar>
+            <w:vAlign w:val="center"/>
+          </w:tcPr>
+          <w:p>
+            <w:r>
+              <w:rPr>
+                <w:rFonts w:ascii="Calibri" w:cs="Calibri" w:eastAsia="Calibri" w:hAnsi="Calibri"/>
+                <w:b/>
+                <w:bCs/>
+                <w:color w:val="666666"/>
+                <w:sz w:val="18"/>
+                <w:szCs w:val="18"/>
+              </w:rPr>
+              <w:t xml:space="preserve">Deposit Instructions</w:t>
+            </w:r>
+          </w:p>
+        </w:tc>
+        <w:tc>
+          <w:tcPr>
+            <w:tcW w:type="dxa" w:w="7560"/>
+            <w:gridSpan w:val="3"/>
+            <w:tcBorders>
+              <w:top w:val="single" w:color="D9D9D9" w:sz="4"/>
+              <w:left w:val="single" w:color="D9D9D9" w:sz="4"/>
+              <w:bottom w:val="single" w:color="D9D9D9" w:sz="4"/>
+              <w:right w:val="single" w:color="D9D9D9" w:sz="4"/>
+            </w:tcBorders>
+            <w:tcMar>
+              <w:top w:type="dxa" w:w="60"/>
+              <w:left w:type="dxa" w:w="100"/>
+              <w:bottom w:type="dxa" w:w="60"/>
+              <w:right w:type="dxa" w:w="100"/>
+            </w:tcMar>
+            <w:vAlign w:val="center"/>
+          </w:tcPr>
+          <w:p>
+            <w:r>
+              <w:rPr>
+                <w:rFonts w:ascii="Calibri" w:cs="Calibri" w:eastAsia="Calibri" w:hAnsi="Calibri"/>
+                <w:b w:val="false"/>
+                <w:bCs w:val="false"/>
+                <w:color w:val="1A1A1A"/>
+                <w:sz w:val="18"/>
+                <w:szCs w:val="18"/>
+              </w:rPr>
+              <w:t xml:space="preserve">{deposit_instructions}</w:t>
             </w:r>
           </w:p>
         </w:tc>
